--- a/data/employees/EMP007/AST-EMP007-03.docx
+++ b/data/employees/EMP007/AST-EMP007-03.docx
@@ -7,10 +7,7 @@
         <w:pStyle w:val="Heading1"/>
       </w:pPr>
       <w:r>
-        <w:rPr>
-          <w:sz w:val="36"/>
-        </w:rPr>
-        <w:t>Design specification - EMP007</w:t>
+        <w:t>Ast Emp007 03 - EMP007</w:t>
       </w:r>
     </w:p>
     <w:p>
@@ -18,130 +15,32 @@
         <w:pStyle w:val="Heading2"/>
       </w:pPr>
       <w:r>
-        <w:t>Document Metadata</w:t>
-      </w:r>
-    </w:p>
-    <w:tbl>
-      <w:tblPr>
-        <w:tblStyle w:val="TableGrid"/>
-        <w:tblW w:type="auto" w:w="0"/>
-        <w:tblLook w:firstColumn="1" w:firstRow="1" w:lastColumn="0" w:lastRow="0" w:noHBand="0" w:noVBand="1" w:val="04A0"/>
-      </w:tblPr>
-      <w:tblGrid>
-        <w:gridCol w:w="4320"/>
-        <w:gridCol w:w="4320"/>
-      </w:tblGrid>
-      <w:tr>
-        <w:tc>
-          <w:tcPr>
-            <w:tcW w:type="dxa" w:w="4320"/>
-          </w:tcPr>
-          <w:p>
-            <w:r>
-              <w:t>Author</w:t>
-            </w:r>
-          </w:p>
-        </w:tc>
-        <w:tc>
-          <w:tcPr>
-            <w:tcW w:type="dxa" w:w="4320"/>
-          </w:tcPr>
-          <w:p>
-            <w:r>
-              <w:t>Riley Patel</w:t>
-            </w:r>
-          </w:p>
-        </w:tc>
-      </w:tr>
-      <w:tr>
-        <w:tc>
-          <w:tcPr>
-            <w:tcW w:type="dxa" w:w="4320"/>
-          </w:tcPr>
-          <w:p>
-            <w:r>
-              <w:t>Role / Department</w:t>
-            </w:r>
-          </w:p>
-        </w:tc>
-        <w:tc>
-          <w:tcPr>
-            <w:tcW w:type="dxa" w:w="4320"/>
-          </w:tcPr>
-          <w:p>
-            <w:r>
-              <w:t>Director | R&amp;D</w:t>
-            </w:r>
-          </w:p>
-        </w:tc>
-      </w:tr>
-      <w:tr>
-        <w:tc>
-          <w:tcPr>
-            <w:tcW w:type="dxa" w:w="4320"/>
-          </w:tcPr>
-          <w:p>
-            <w:r>
-              <w:t>Location</w:t>
-            </w:r>
-          </w:p>
-        </w:tc>
-        <w:tc>
-          <w:tcPr>
-            <w:tcW w:type="dxa" w:w="4320"/>
-          </w:tcPr>
-          <w:p>
-            <w:r>
-              <w:t>Austin</w:t>
-            </w:r>
-          </w:p>
-        </w:tc>
-      </w:tr>
-      <w:tr>
-        <w:tc>
-          <w:tcPr>
-            <w:tcW w:type="dxa" w:w="4320"/>
-          </w:tcPr>
-          <w:p>
-            <w:r>
-              <w:t>Last Modified</w:t>
-            </w:r>
-          </w:p>
-        </w:tc>
-        <w:tc>
-          <w:tcPr>
-            <w:tcW w:type="dxa" w:w="4320"/>
-          </w:tcPr>
-          <w:p>
-            <w:r>
-              <w:t>2025-01-11</w:t>
-            </w:r>
-          </w:p>
-        </w:tc>
-      </w:tr>
-    </w:tbl>
-    <w:p/>
-    <w:p>
-      <w:pPr>
-        <w:pStyle w:val="Heading2"/>
-      </w:pPr>
-      <w:r>
-        <w:t>Specification</w:t>
+        <w:t>Page 1</w:t>
       </w:r>
     </w:p>
     <w:p>
       <w:r>
-        <w:t>Design Specification: High-Throughput Experimentation Platform</w:t>
+        <w:t>Section 1: Fabric semantic model planning. EMP007 contributes to ast emp007 03 through recurring collaboration, clear ownership boundaries, and measurable outcomes. The team captures decisions, open issues, and handoffs so that knowledge remains discoverable for future programs.</w:t>
       </w:r>
     </w:p>
     <w:p>
       <w:r>
-        <w:t>Version: 0.9 (Draft)</w:t>
+        <w:t>Section 2: Customer escalation analysis. EMP007 contributes to ast emp007 03 through recurring collaboration, clear ownership boundaries, and measurable outcomes. The team captures decisions, open issues, and handoffs so that knowledge remains discoverable for future programs.</w:t>
       </w:r>
     </w:p>
     <w:p>
       <w:r>
-        <w:t>This specification describes the architecture for the automated high-throughput experimentation platform. Robotic sample handling integrates with the LIMS via REST API. ML-driven parameter optimisation suggests next experiment conditions based on Bayesian optimisation.</w:t>
+        <w:t>Section 3: Knowledge transfer and onboarding. EMP007 contributes to ast emp007 03 through recurring collaboration, clear ownership boundaries, and measurable outcomes. The team captures decisions, open issues, and handoffs so that knowledge remains discoverable for future programs.</w:t>
+      </w:r>
+    </w:p>
+    <w:p>
+      <w:r>
+        <w:t>Section 4: Customer escalation analysis. EMP007 contributes to ast emp007 03 through recurring collaboration, clear ownership boundaries, and measurable outcomes. The team captures decisions, open issues, and handoffs so that knowledge remains discoverable for future programs.</w:t>
+      </w:r>
+    </w:p>
+    <w:p>
+      <w:r>
+        <w:br w:type="page"/>
       </w:r>
     </w:p>
     <w:p>
@@ -149,12 +48,60 @@
         <w:pStyle w:val="Heading2"/>
       </w:pPr>
       <w:r>
-        <w:t>Author Competencies</w:t>
+        <w:t>Page 2</w:t>
       </w:r>
     </w:p>
     <w:p>
       <w:r>
-        <w:t>Python, Kusto, TypeScript, Synapse</w:t>
+        <w:t>Section 1: Automation backlog refinement. EMP007 contributes to ast emp007 03 through recurring collaboration, clear ownership boundaries, and measurable outcomes. The team captures decisions, open issues, and handoffs so that knowledge remains discoverable for future programs.</w:t>
+      </w:r>
+    </w:p>
+    <w:p>
+      <w:r>
+        <w:t>Section 2: Fabric semantic model planning. EMP007 contributes to ast emp007 03 through recurring collaboration, clear ownership boundaries, and measurable outcomes. The team captures decisions, open issues, and handoffs so that knowledge remains discoverable for future programs.</w:t>
+      </w:r>
+    </w:p>
+    <w:p>
+      <w:r>
+        <w:t>Section 3: Customer escalation analysis. EMP007 contributes to ast emp007 03 through recurring collaboration, clear ownership boundaries, and measurable outcomes. The team captures decisions, open issues, and handoffs so that knowledge remains discoverable for future programs.</w:t>
+      </w:r>
+    </w:p>
+    <w:p>
+      <w:r>
+        <w:t>Section 4: Automation backlog refinement. EMP007 contributes to ast emp007 03 through recurring collaboration, clear ownership boundaries, and measurable outcomes. The team captures decisions, open issues, and handoffs so that knowledge remains discoverable for future programs.</w:t>
+      </w:r>
+    </w:p>
+    <w:p>
+      <w:r>
+        <w:br w:type="page"/>
+      </w:r>
+    </w:p>
+    <w:p>
+      <w:pPr>
+        <w:pStyle w:val="Heading2"/>
+      </w:pPr>
+      <w:r>
+        <w:t>Page 3</w:t>
+      </w:r>
+    </w:p>
+    <w:p>
+      <w:r>
+        <w:t>Section 1: Automation backlog refinement. EMP007 contributes to ast emp007 03 through recurring collaboration, clear ownership boundaries, and measurable outcomes. The team captures decisions, open issues, and handoffs so that knowledge remains discoverable for future programs.</w:t>
+      </w:r>
+    </w:p>
+    <w:p>
+      <w:r>
+        <w:t>Section 2: Knowledge transfer and onboarding. EMP007 contributes to ast emp007 03 through recurring collaboration, clear ownership boundaries, and measurable outcomes. The team captures decisions, open issues, and handoffs so that knowledge remains discoverable for future programs.</w:t>
+      </w:r>
+    </w:p>
+    <w:p>
+      <w:r>
+        <w:t>Section 3: Fabric semantic model planning. EMP007 contributes to ast emp007 03 through recurring collaboration, clear ownership boundaries, and measurable outcomes. The team captures decisions, open issues, and handoffs so that knowledge remains discoverable for future programs.</w:t>
+      </w:r>
+    </w:p>
+    <w:p>
+      <w:r>
+        <w:t>Section 4: Operational risk review. EMP007 contributes to ast emp007 03 through recurring collaboration, clear ownership boundaries, and measurable outcomes. The team captures decisions, open issues, and handoffs so that knowledge remains discoverable for future programs.</w:t>
       </w:r>
     </w:p>
     <w:sectPr>
